--- a/week5/Stage_2_Tutorial_Student_Handout.docx
+++ b/week5/Stage_2_Tutorial_Student_Handout.docx
@@ -1,6 +1,6 @@
 
 <file path=word/document.xml><?xml version="1.0" encoding="utf-8"?>
-<w:document xmlns:wpc="http://schemas.microsoft.com/office/word/2010/wordprocessingCanvas" xmlns:cx="http://schemas.microsoft.com/office/drawing/2014/chartex" xmlns:cx1="http://schemas.microsoft.com/office/drawing/2015/9/8/chartex" xmlns:cx2="http://schemas.microsoft.com/office/drawing/2015/10/21/chartex" xmlns:cx3="http://schemas.microsoft.com/office/drawing/2016/5/9/chartex" xmlns:cx4="http://schemas.microsoft.com/office/drawing/2016/5/10/chartex" xmlns:cx5="http://schemas.microsoft.com/office/drawing/2016/5/11/chartex" xmlns:cx6="http://schemas.microsoft.com/office/drawing/2016/5/12/chartex" xmlns:cx7="http://schemas.microsoft.com/office/drawing/2016/5/13/chartex" xmlns:cx8="http://schemas.microsoft.com/office/drawing/2016/5/14/chartex" xmlns:mc="http://schemas.openxmlformats.org/markup-compatibility/2006" xmlns:aink="http://schemas.microsoft.com/office/drawing/2016/ink" xmlns:am3d="http://schemas.microsoft.com/office/drawing/2017/model3d" xmlns:o="urn:schemas-microsoft-com:office:office" xmlns:oel="http://schemas.microsoft.com/office/2019/extlst" xmlns:r="http://schemas.openxmlformats.org/officeDocument/2006/relationships" xmlns:m="http://schemas.openxmlformats.org/officeDocument/2006/math" xmlns:v="urn:schemas-microsoft-com:vml" xmlns:wp14="http://schemas.microsoft.com/office/word/2010/wordprocessingDrawing" xmlns:wp="http://schemas.openxmlformats.org/drawingml/2006/wordprocessingDrawing" xmlns:w10="urn:schemas-microsoft-com:office:word" xmlns:w="http://schemas.openxmlformats.org/wordprocessingml/2006/main" xmlns:w14="http://schemas.microsoft.com/office/word/2010/wordml" xmlns:w15="http://schemas.microsoft.com/office/word/2012/wordml" xmlns:w16cei="http://schemas.microsoft.com/office/word/2026/wordml/cei" xmlns:w16cex="http://schemas.microsoft.com/office/word/2018/wordml/cex" xmlns:w16cid="http://schemas.microsoft.com/office/word/2016/wordml/cid" xmlns:w16="http://schemas.microsoft.com/office/word/2018/wordml" xmlns:w16du="http://schemas.microsoft.com/office/word/2023/wordml/word16du" xmlns:w16sdtdh="http://schemas.microsoft.com/office/word/2020/wordml/sdtdatahash" xmlns:w16sdtfl="http://schemas.microsoft.com/office/word/2024/wordml/sdtformatlock" xmlns:w16se="http://schemas.microsoft.com/office/word/2015/wordml/symex" xmlns:wpg="http://schemas.microsoft.com/office/word/2010/wordprocessingGroup" xmlns:wpi="http://schemas.microsoft.com/office/word/2010/wordprocessingInk" xmlns:wne="http://schemas.microsoft.com/office/word/2006/wordml" xmlns:wps="http://schemas.microsoft.com/office/word/2010/wordprocessingShape" mc:Ignorable="w14 w15 w16se w16cid w16 w16cex w16sdtdh w16sdtfl w16du wp14">
+<w:document xmlns:wpc="http://schemas.microsoft.com/office/word/2010/wordprocessingCanvas" xmlns:cx="http://schemas.microsoft.com/office/drawing/2014/chartex" xmlns:cx1="http://schemas.microsoft.com/office/drawing/2015/9/8/chartex" xmlns:cx2="http://schemas.microsoft.com/office/drawing/2015/10/21/chartex" xmlns:cx3="http://schemas.microsoft.com/office/drawing/2016/5/9/chartex" xmlns:cx4="http://schemas.microsoft.com/office/drawing/2016/5/10/chartex" xmlns:cx5="http://schemas.microsoft.com/office/drawing/2016/5/11/chartex" xmlns:cx6="http://schemas.microsoft.com/office/drawing/2016/5/12/chartex" xmlns:cx7="http://schemas.microsoft.com/office/drawing/2016/5/13/chartex" xmlns:cx8="http://schemas.microsoft.com/office/drawing/2016/5/14/chartex" xmlns:mc="http://schemas.openxmlformats.org/markup-compatibility/2006" xmlns:aink="http://schemas.microsoft.com/office/drawing/2016/ink" xmlns:am3d="http://schemas.microsoft.com/office/drawing/2017/model3d" xmlns:o="urn:schemas-microsoft-com:office:office" xmlns:oel="http://schemas.microsoft.com/office/2019/extlst" xmlns:r="http://schemas.openxmlformats.org/officeDocument/2006/relationships" xmlns:m="http://schemas.openxmlformats.org/officeDocument/2006/math" xmlns:v="urn:schemas-microsoft-com:vml" xmlns:wp14="http://schemas.microsoft.com/office/word/2010/wordprocessingDrawing" xmlns:wp="http://schemas.openxmlformats.org/drawingml/2006/wordprocessingDrawing" xmlns:w10="urn:schemas-microsoft-com:office:word" xmlns:w="http://schemas.openxmlformats.org/wordprocessingml/2006/main" xmlns:w14="http://schemas.microsoft.com/office/word/2010/wordml" xmlns:w15="http://schemas.microsoft.com/office/word/2012/wordml" xmlns:w16cex="http://schemas.microsoft.com/office/word/2018/wordml/cex" xmlns:w16cid="http://schemas.microsoft.com/office/word/2016/wordml/cid" xmlns:w16="http://schemas.microsoft.com/office/word/2018/wordml" xmlns:w16du="http://schemas.microsoft.com/office/word/2023/wordml/word16du" xmlns:w16sdtdh="http://schemas.microsoft.com/office/word/2020/wordml/sdtdatahash" xmlns:w16sdtfl="http://schemas.microsoft.com/office/word/2024/wordml/sdtformatlock" xmlns:w16se="http://schemas.microsoft.com/office/word/2015/wordml/symex" xmlns:wpg="http://schemas.microsoft.com/office/word/2010/wordprocessingGroup" xmlns:wpi="http://schemas.microsoft.com/office/word/2010/wordprocessingInk" xmlns:wne="http://schemas.microsoft.com/office/word/2006/wordml" xmlns:wps="http://schemas.microsoft.com/office/word/2010/wordprocessingShape" mc:Ignorable="w14 w15 w16se w16cid w16 w16cex w16sdtdh w16sdtfl w16du wp14">
   <w:body>
     <w:p>
       <w:pPr>
@@ -17,10 +17,7 @@
         <w:jc w:val="center"/>
       </w:pPr>
       <w:r>
-        <w:t xml:space="preserve">Stage 2 </w:t>
-      </w:r>
-      <w:r>
-        <w:t>Tutorial From Problems to Requirements</w:t>
+        <w:t>Stage 2 Tutorial From Problems to Requirements</w:t>
       </w:r>
     </w:p>
     <w:p>
@@ -49,8 +46,13 @@
       <w:pPr>
         <w:pStyle w:val="ListBullet"/>
       </w:pPr>
+      <w:proofErr w:type="spellStart"/>
       <w:r>
-        <w:t>Analyse stakeholders.</w:t>
+        <w:t>Analyse</w:t>
+      </w:r>
+      <w:proofErr w:type="spellEnd"/>
+      <w:r>
+        <w:t xml:space="preserve"> stakeholders.</w:t>
       </w:r>
     </w:p>
     <w:p>
@@ -65,8 +67,13 @@
       <w:pPr>
         <w:pStyle w:val="ListBullet"/>
       </w:pPr>
+      <w:proofErr w:type="spellStart"/>
       <w:r>
-        <w:t>Recognise ambiguity and unsupported requirements.</w:t>
+        <w:t>Recognise</w:t>
+      </w:r>
+      <w:proofErr w:type="spellEnd"/>
+      <w:r>
+        <w:t xml:space="preserve"> ambiguity and unsupported requirements.</w:t>
       </w:r>
     </w:p>
     <w:p>
@@ -149,19 +156,31 @@
           <w:tcPr>
             <w:tcW w:w="3360" w:type="dxa"/>
           </w:tcPr>
-          <w:p/>
+          <w:p>
+            <w:r>
+              <w:t>Reception</w:t>
+            </w:r>
+          </w:p>
         </w:tc>
         <w:tc>
           <w:tcPr>
             <w:tcW w:w="3360" w:type="dxa"/>
           </w:tcPr>
-          <w:p/>
+          <w:p>
+            <w:r>
+              <w:t>Quickly create bookings and find patient details without duplicating/clashing appointments.</w:t>
+            </w:r>
+          </w:p>
         </w:tc>
         <w:tc>
           <w:tcPr>
             <w:tcW w:w="3360" w:type="dxa"/>
           </w:tcPr>
-          <w:p/>
+          <w:p>
+            <w:r>
+              <w:t>Wants speed, which can conflict with the data-entry validation needed to prevent duplicated bookings.</w:t>
+            </w:r>
+          </w:p>
         </w:tc>
       </w:tr>
       <w:tr>
@@ -169,19 +188,34 @@
           <w:tcPr>
             <w:tcW w:w="3360" w:type="dxa"/>
           </w:tcPr>
-          <w:p/>
+          <w:p>
+            <w:r>
+              <w:t>Patient</w:t>
+            </w:r>
+          </w:p>
         </w:tc>
         <w:tc>
           <w:tcPr>
             <w:tcW w:w="3360" w:type="dxa"/>
           </w:tcPr>
-          <w:p/>
+          <w:p>
+            <w:r>
+              <w:t>Book appointments easily and trust that the appointment time/status shown is accurate.</w:t>
+            </w:r>
+          </w:p>
         </w:tc>
         <w:tc>
           <w:tcPr>
             <w:tcW w:w="3360" w:type="dxa"/>
           </w:tcPr>
-          <w:p/>
+          <w:p>
+            <w:r>
+              <w:t>Wants flexibility</w:t>
+            </w:r>
+            <w:r>
+              <w:t xml:space="preserve"> to book/cancel anytime, which can conflict with the clinic’s need to prevent last-minute gaps and no-shows.</w:t>
+            </w:r>
+          </w:p>
         </w:tc>
       </w:tr>
       <w:tr>
@@ -189,19 +223,37 @@
           <w:tcPr>
             <w:tcW w:w="3360" w:type="dxa"/>
           </w:tcPr>
-          <w:p/>
+          <w:p>
+            <w:r>
+              <w:t>Doctor</w:t>
+            </w:r>
+            <w:r>
+              <w:t>/Practitioner</w:t>
+            </w:r>
+          </w:p>
         </w:tc>
         <w:tc>
           <w:tcPr>
             <w:tcW w:w="3360" w:type="dxa"/>
           </w:tcPr>
-          <w:p/>
+          <w:p>
+            <w:r>
+              <w:t>An accurate, conflict-free schedule and easy access to the day’s appointments.</w:t>
+            </w:r>
+          </w:p>
         </w:tc>
         <w:tc>
           <w:tcPr>
             <w:tcW w:w="3360" w:type="dxa"/>
           </w:tcPr>
-          <w:p/>
+          <w:p>
+            <w:r>
+              <w:t>Wants control over their own schedule, which can conflict</w:t>
+            </w:r>
+            <w:r>
+              <w:t xml:space="preserve"> with patients/reception booking directly into their calendar.</w:t>
+            </w:r>
+          </w:p>
         </w:tc>
       </w:tr>
       <w:tr>
@@ -209,19 +261,40 @@
           <w:tcPr>
             <w:tcW w:w="3360" w:type="dxa"/>
           </w:tcPr>
-          <w:p/>
+          <w:p>
+            <w:r>
+              <w:t>Clinic Owner</w:t>
+            </w:r>
+          </w:p>
         </w:tc>
         <w:tc>
           <w:tcPr>
             <w:tcW w:w="3360" w:type="dxa"/>
           </w:tcPr>
-          <w:p/>
+          <w:p>
+            <w:r>
+              <w:t>A small, low-cost, maintainable system that fixes the dupl</w:t>
+            </w:r>
+            <w:r>
+              <w:t xml:space="preserve">icate-bookings and record-keeping </w:t>
+            </w:r>
+            <w:r>
+              <w:t>problems</w:t>
+            </w:r>
+            <w:r>
+              <w:t>.</w:t>
+            </w:r>
+          </w:p>
         </w:tc>
         <w:tc>
           <w:tcPr>
             <w:tcW w:w="3360" w:type="dxa"/>
           </w:tcPr>
-          <w:p/>
+          <w:p>
+            <w:r>
+              <w:t>Wants to keep scope and cost small, which can conflict with feature requests (reminders, live status) from other stakeholders.</w:t>
+            </w:r>
+          </w:p>
         </w:tc>
       </w:tr>
       <w:tr>
@@ -229,19 +302,31 @@
           <w:tcPr>
             <w:tcW w:w="3360" w:type="dxa"/>
           </w:tcPr>
-          <w:p/>
+          <w:p>
+            <w:r>
+              <w:t>Future developers</w:t>
+            </w:r>
+          </w:p>
         </w:tc>
         <w:tc>
           <w:tcPr>
             <w:tcW w:w="3360" w:type="dxa"/>
           </w:tcPr>
-          <w:p/>
+          <w:p>
+            <w:r>
+              <w:t>Code and requirements that are documented and simple enough to change safely later.</w:t>
+            </w:r>
+          </w:p>
         </w:tc>
         <w:tc>
           <w:tcPr>
             <w:tcW w:w="3360" w:type="dxa"/>
           </w:tcPr>
-          <w:p/>
+          <w:p>
+            <w:r>
+              <w:t>Wants simplicity and good documentation, which can conflict with pressure to add features quickly.</w:t>
+            </w:r>
+          </w:p>
         </w:tc>
       </w:tr>
     </w:tbl>
@@ -255,27 +340,67 @@
     </w:p>
     <w:p>
       <w:r>
-        <w:t>□ Functional   □ Non-functional   The system shall allow staff to cancel an appointment.</w:t>
+        <w:rPr>
+          <w:rFonts w:ascii="Segoe UI Symbol" w:hAnsi="Segoe UI Symbol" w:cs="Segoe UI Symbol"/>
+        </w:rPr>
+        <w:t>☒</w:t>
+      </w:r>
+      <w:r>
+        <w:t xml:space="preserve"> Functional   □ Non-functional   The system shall allow staff to cancel an appointment.</w:t>
       </w:r>
     </w:p>
     <w:p>
       <w:r>
-        <w:t>□ Functional   □ Non-functional   The system should remain responsive for the course-scale dataset.</w:t>
+        <w:t xml:space="preserve">□ Functional   </w:t>
+      </w:r>
+      <w:r>
+        <w:rPr>
+          <w:rFonts w:ascii="Segoe UI Symbol" w:hAnsi="Segoe UI Symbol" w:cs="Segoe UI Symbol"/>
+        </w:rPr>
+        <w:t>☒</w:t>
+      </w:r>
+      <w:r>
+        <w:t xml:space="preserve"> </w:t>
+      </w:r>
+      <w:r>
+        <w:t>Non-functional   The system should remain responsive for the course-scale dataset.</w:t>
       </w:r>
     </w:p>
     <w:p>
       <w:r>
-        <w:t>□ Functional   □ Non-functional   The system shall retain cancelled appointments.</w:t>
+        <w:rPr>
+          <w:rFonts w:ascii="Segoe UI Symbol" w:hAnsi="Segoe UI Symbol" w:cs="Segoe UI Symbol"/>
+        </w:rPr>
+        <w:t>☒</w:t>
+      </w:r>
+      <w:r>
+        <w:t xml:space="preserve"> Functional   □ Non-functional   The system shall retain cancelled appointments.</w:t>
       </w:r>
     </w:p>
     <w:p>
       <w:r>
-        <w:t>□ Functional   □ Non-functional   Core business logic should be independently testable.</w:t>
+        <w:lastRenderedPageBreak/>
+        <w:t xml:space="preserve">□ Functional   </w:t>
+      </w:r>
+      <w:r>
+        <w:rPr>
+          <w:rFonts w:ascii="Segoe UI Symbol" w:hAnsi="Segoe UI Symbol" w:cs="Segoe UI Symbol"/>
+        </w:rPr>
+        <w:t>☒</w:t>
+      </w:r>
+      <w:r>
+        <w:t xml:space="preserve"> Non-functional   Core business logic should be independently testable.</w:t>
       </w:r>
     </w:p>
     <w:p>
       <w:r>
-        <w:t>□ Functional   □ Non-functional   The system shall search for a patient by ID.</w:t>
+        <w:rPr>
+          <w:rFonts w:ascii="Segoe UI Symbol" w:hAnsi="Segoe UI Symbol" w:cs="Segoe UI Symbol"/>
+        </w:rPr>
+        <w:t>☒</w:t>
+      </w:r>
+      <w:r>
+        <w:t xml:space="preserve"> Functional   □ Non-functional   The system shall search for a patient by ID.</w:t>
       </w:r>
     </w:p>
     <w:p>
@@ -287,44 +412,158 @@
       </w:r>
     </w:p>
     <w:p>
+      <w:pPr>
+        <w:rPr>
+          <w:b/>
+          <w:bCs/>
+        </w:rPr>
+      </w:pPr>
       <w:r>
+        <w:rPr>
+          <w:b/>
+          <w:bCs/>
+        </w:rPr>
         <w:t>The system should be easy to use.</w:t>
       </w:r>
     </w:p>
     <w:p>
       <w:r>
-        <w:t>Problem: ____________________   Clarification question: ____________________</w:t>
+        <w:t xml:space="preserve">Problem: </w:t>
+      </w:r>
+      <w:r>
+        <w:t xml:space="preserve">"Easy to use" is subjective and can't be tested pass/fail.   </w:t>
+      </w:r>
+      <w:r>
+        <w:br/>
+      </w:r>
+      <w:r>
+        <w:t>Clarification question:</w:t>
+      </w:r>
+      <w:r>
+        <w:t xml:space="preserve"> </w:t>
+      </w:r>
+      <w:r>
+        <w:t>What specific usability target must be met</w:t>
+      </w:r>
+      <w:r>
+        <w:t>,</w:t>
+      </w:r>
+      <w:r>
+        <w:t xml:space="preserve"> e.g. can a new reception staff member complete a booking in under 3 steps without training?</w:t>
       </w:r>
     </w:p>
     <w:p>
+      <w:pPr>
+        <w:rPr>
+          <w:b/>
+          <w:bCs/>
+        </w:rPr>
+      </w:pPr>
       <w:r>
+        <w:rPr>
+          <w:b/>
+          <w:bCs/>
+        </w:rPr>
         <w:t>Patient search should be fast.</w:t>
       </w:r>
     </w:p>
     <w:p>
       <w:r>
-        <w:t>Problem: ____________________   Clarification question: ____________________</w:t>
+        <w:t xml:space="preserve">Problem: </w:t>
+      </w:r>
+      <w:r>
+        <w:t>"Fast" is not quantified, so no one can verify whether the system meets it.</w:t>
+      </w:r>
+      <w:r>
+        <w:br/>
+      </w:r>
+      <w:r>
+        <w:t xml:space="preserve">Clarification </w:t>
+      </w:r>
+      <w:r>
+        <w:t xml:space="preserve">question: </w:t>
+      </w:r>
+      <w:r>
+        <w:t xml:space="preserve">What is the maximum acceptable response time for a </w:t>
+      </w:r>
+      <w:r>
+        <w:t>patient’s</w:t>
+      </w:r>
+      <w:r>
+        <w:t xml:space="preserve"> search, and for what data volume (e.g. under 2 seconds for a clinic's typical daily bookings)?</w:t>
       </w:r>
     </w:p>
     <w:p>
+      <w:pPr>
+        <w:rPr>
+          <w:b/>
+          <w:bCs/>
+        </w:rPr>
+      </w:pPr>
       <w:r>
-        <w:lastRenderedPageBreak/>
+        <w:rPr>
+          <w:b/>
+          <w:bCs/>
+        </w:rPr>
         <w:t>The system should securely manage data.</w:t>
       </w:r>
     </w:p>
     <w:p>
       <w:r>
-        <w:t>Problem: ____________________   Clarification question: ____________________</w:t>
+        <w:t xml:space="preserve">Problem: </w:t>
+      </w:r>
+      <w:r>
+        <w:t>"Securely" doesn't say which security property is meant (access control, encryption, authentication, etc.).</w:t>
+      </w:r>
+      <w:r>
+        <w:br/>
+      </w:r>
+      <w:r>
+        <w:t xml:space="preserve">Clarification question: </w:t>
+      </w:r>
+      <w:r>
+        <w:t>Which specific security controls are required</w:t>
+      </w:r>
+      <w:r>
+        <w:t>,</w:t>
+      </w:r>
+      <w:r>
+        <w:t xml:space="preserve"> e.g. role-based access so only reception/practitioners can view patient records?</w:t>
       </w:r>
     </w:p>
     <w:p>
+      <w:pPr>
+        <w:rPr>
+          <w:b/>
+          <w:bCs/>
+        </w:rPr>
+      </w:pPr>
       <w:r>
+        <w:rPr>
+          <w:b/>
+          <w:bCs/>
+        </w:rPr>
         <w:t>Appointments should normally be easy to cancel.</w:t>
       </w:r>
     </w:p>
     <w:p>
       <w:r>
-        <w:t>Problem: ____________________   Clarification question: ____________________</w:t>
+        <w:t>Problem</w:t>
+      </w:r>
+      <w:r>
+        <w:t xml:space="preserve">: </w:t>
+      </w:r>
+      <w:r>
+        <w:t xml:space="preserve">"Normally" implies undefined exceptions, and "easy" is not measurable.   </w:t>
+      </w:r>
+      <w:r>
+        <w:br/>
+      </w:r>
+      <w:r>
+        <w:t xml:space="preserve">Clarification question: </w:t>
+      </w:r>
+      <w:r>
+        <w:t>Under what conditions can an appointment NOT be cancelled (e.g. a cut-off time), and what does "easy" mean in number of steps/clicks?</w:t>
       </w:r>
     </w:p>
     <w:p>
@@ -398,13 +637,21 @@
           <w:tcPr>
             <w:tcW w:w="3360" w:type="dxa"/>
           </w:tcPr>
-          <w:p/>
+          <w:p>
+            <w:r>
+              <w:t>Assumption requiring validation</w:t>
+            </w:r>
+          </w:p>
         </w:tc>
         <w:tc>
           <w:tcPr>
             <w:tcW w:w="3360" w:type="dxa"/>
           </w:tcPr>
-          <w:p/>
+          <w:p>
+            <w:r>
+              <w:t>The brief never mentions reminders or a preferred channel. A reminder is plausible, but SMS specifically (and its cost) is unconfirmed.</w:t>
+            </w:r>
+          </w:p>
         </w:tc>
       </w:tr>
       <w:tr>
@@ -422,13 +669,21 @@
           <w:tcPr>
             <w:tcW w:w="3360" w:type="dxa"/>
           </w:tcPr>
-          <w:p/>
+          <w:p>
+            <w:r>
+              <w:t>Out of scope</w:t>
+            </w:r>
+          </w:p>
         </w:tc>
         <w:tc>
           <w:tcPr>
             <w:tcW w:w="3360" w:type="dxa"/>
           </w:tcPr>
-          <w:p/>
+          <w:p>
+            <w:r>
+              <w:t>Facial recognition login is far beyond a "small, maintainable" system per the brief, and no authentication requirement was ever raised.</w:t>
+            </w:r>
+          </w:p>
         </w:tc>
       </w:tr>
       <w:tr>
@@ -446,13 +701,33 @@
           <w:tcPr>
             <w:tcW w:w="3360" w:type="dxa"/>
           </w:tcPr>
-          <w:p/>
+          <w:p>
+            <w:r>
+              <w:t>Confirmed</w:t>
+            </w:r>
+          </w:p>
         </w:tc>
         <w:tc>
           <w:tcPr>
             <w:tcW w:w="3360" w:type="dxa"/>
           </w:tcPr>
-          <w:p/>
+          <w:p>
+            <w:r>
+              <w:t>The brief describes staff already handling bookings on spreadsheets/paper</w:t>
+            </w:r>
+            <w:r>
+              <w:t>.</w:t>
+            </w:r>
+            <w:r>
+              <w:t xml:space="preserve"> </w:t>
+            </w:r>
+            <w:r>
+              <w:t>R</w:t>
+            </w:r>
+            <w:r>
+              <w:t>eception creating appointments is a direct continuation of that.</w:t>
+            </w:r>
+          </w:p>
         </w:tc>
       </w:tr>
       <w:tr>
@@ -470,13 +745,31 @@
           <w:tcPr>
             <w:tcW w:w="3360" w:type="dxa"/>
           </w:tcPr>
-          <w:p/>
+          <w:p>
+            <w:r>
+              <w:t>Out of scope</w:t>
+            </w:r>
+          </w:p>
         </w:tc>
         <w:tc>
           <w:tcPr>
             <w:tcW w:w="3360" w:type="dxa"/>
           </w:tcPr>
-          <w:p/>
+          <w:p>
+            <w:r>
+              <w:t xml:space="preserve">The brief never mentions billing or </w:t>
+            </w:r>
+            <w:r>
+              <w:lastRenderedPageBreak/>
+              <w:t>payment</w:t>
+            </w:r>
+            <w:r>
+              <w:t>,</w:t>
+            </w:r>
+            <w:r>
+              <w:t xml:space="preserve"> this would add major scope (payment processing, compliance) with no evidence it was requested.</w:t>
+            </w:r>
+          </w:p>
         </w:tc>
       </w:tr>
       <w:tr>
@@ -486,6 +779,7 @@
           </w:tcPr>
           <w:p>
             <w:r>
+              <w:lastRenderedPageBreak/>
               <w:t>Practitioners view schedules.</w:t>
             </w:r>
           </w:p>
@@ -494,13 +788,21 @@
           <w:tcPr>
             <w:tcW w:w="3360" w:type="dxa"/>
           </w:tcPr>
-          <w:p/>
+          <w:p>
+            <w:r>
+              <w:t>Confirmed</w:t>
+            </w:r>
+          </w:p>
         </w:tc>
         <w:tc>
           <w:tcPr>
             <w:tcW w:w="3360" w:type="dxa"/>
           </w:tcPr>
-          <w:p/>
+          <w:p>
+            <w:r>
+              <w:t>Directly supported: the brief's duplicate-booking problem is a scheduling problem, so practitioners needing to see their schedule is evidenced.</w:t>
+            </w:r>
+          </w:p>
         </w:tc>
       </w:tr>
       <w:tr>
@@ -518,13 +820,21 @@
           <w:tcPr>
             <w:tcW w:w="3360" w:type="dxa"/>
           </w:tcPr>
-          <w:p/>
+          <w:p>
+            <w:r>
+              <w:t>Out of scope</w:t>
+            </w:r>
+          </w:p>
         </w:tc>
         <w:tc>
           <w:tcPr>
             <w:tcW w:w="3360" w:type="dxa"/>
           </w:tcPr>
-          <w:p/>
+          <w:p>
+            <w:r>
+              <w:t>Explicitly excluded already in the stakeholder/scope analysis ("AI treatment plan maker" was listed Out of Scope).</w:t>
+            </w:r>
+          </w:p>
         </w:tc>
       </w:tr>
       <w:tr>
@@ -542,13 +852,21 @@
           <w:tcPr>
             <w:tcW w:w="3360" w:type="dxa"/>
           </w:tcPr>
-          <w:p/>
+          <w:p>
+            <w:r>
+              <w:t>Confirmed</w:t>
+            </w:r>
+          </w:p>
         </w:tc>
         <w:tc>
           <w:tcPr>
             <w:tcW w:w="3360" w:type="dxa"/>
           </w:tcPr>
-          <w:p/>
+          <w:p>
+            <w:r>
+              <w:t>Directly evidenced: the brief specifically complains about "limited appointment history", so retaining cancelled appointments addresses that.</w:t>
+            </w:r>
+          </w:p>
         </w:tc>
       </w:tr>
     </w:tbl>
@@ -565,6 +883,24 @@
         <w:t>Why is 'AI suggested it' not sufficient evidence for a requirement?</w:t>
       </w:r>
     </w:p>
+    <w:p>
+      <w:r>
+        <w:t xml:space="preserve">Because an AI model is pattern-matching against what similar systems typically include - it has no direct knowledge of this client's staff, budget, patients, or constraints. A requirement needs to </w:t>
+      </w:r>
+      <w:r>
+        <w:t>be traced</w:t>
+      </w:r>
+      <w:r>
+        <w:t xml:space="preserve"> back to an actual stakeholder need or a stated problem in the brief. Treating "the AI suggested it" as evidence risks quietly expanding scope (e.g. facial recognition, online payment) into features nobody asked </w:t>
+      </w:r>
+      <w:r>
+        <w:t>for,</w:t>
+      </w:r>
+      <w:r>
+        <w:t xml:space="preserve"> and nobody agreed to pay for or maintain.</w:t>
+      </w:r>
+    </w:p>
+    <w:p/>
     <w:sectPr>
       <w:pgSz w:w="12240" w:h="15840"/>
       <w:pgMar w:top="936" w:right="1080" w:bottom="936" w:left="1080" w:header="720" w:footer="720" w:gutter="0"/>
@@ -576,7 +912,7 @@
 </file>
 
 <file path=word/numbering.xml><?xml version="1.0" encoding="utf-8"?>
-<w:numbering xmlns:wpc="http://schemas.microsoft.com/office/word/2010/wordprocessingCanvas" xmlns:cx="http://schemas.microsoft.com/office/drawing/2014/chartex" xmlns:cx1="http://schemas.microsoft.com/office/drawing/2015/9/8/chartex" xmlns:cx2="http://schemas.microsoft.com/office/drawing/2015/10/21/chartex" xmlns:cx3="http://schemas.microsoft.com/office/drawing/2016/5/9/chartex" xmlns:cx4="http://schemas.microsoft.com/office/drawing/2016/5/10/chartex" xmlns:cx5="http://schemas.microsoft.com/office/drawing/2016/5/11/chartex" xmlns:cx6="http://schemas.microsoft.com/office/drawing/2016/5/12/chartex" xmlns:cx7="http://schemas.microsoft.com/office/drawing/2016/5/13/chartex" xmlns:cx8="http://schemas.microsoft.com/office/drawing/2016/5/14/chartex" xmlns:mc="http://schemas.openxmlformats.org/markup-compatibility/2006" xmlns:aink="http://schemas.microsoft.com/office/drawing/2016/ink" xmlns:am3d="http://schemas.microsoft.com/office/drawing/2017/model3d" xmlns:o="urn:schemas-microsoft-com:office:office" xmlns:oel="http://schemas.microsoft.com/office/2019/extlst" xmlns:r="http://schemas.openxmlformats.org/officeDocument/2006/relationships" xmlns:m="http://schemas.openxmlformats.org/officeDocument/2006/math" xmlns:v="urn:schemas-microsoft-com:vml" xmlns:wp14="http://schemas.microsoft.com/office/word/2010/wordprocessingDrawing" xmlns:wp="http://schemas.openxmlformats.org/drawingml/2006/wordprocessingDrawing" xmlns:w10="urn:schemas-microsoft-com:office:word" xmlns:w="http://schemas.openxmlformats.org/wordprocessingml/2006/main" xmlns:w14="http://schemas.microsoft.com/office/word/2010/wordml" xmlns:w15="http://schemas.microsoft.com/office/word/2012/wordml" xmlns:w16cei="http://schemas.microsoft.com/office/word/2026/wordml/cei" xmlns:w16cex="http://schemas.microsoft.com/office/word/2018/wordml/cex" xmlns:w16cid="http://schemas.microsoft.com/office/word/2016/wordml/cid" xmlns:w16="http://schemas.microsoft.com/office/word/2018/wordml" xmlns:w16du="http://schemas.microsoft.com/office/word/2023/wordml/word16du" xmlns:w16sdtdh="http://schemas.microsoft.com/office/word/2020/wordml/sdtdatahash" xmlns:w16sdtfl="http://schemas.microsoft.com/office/word/2024/wordml/sdtformatlock" xmlns:w16se="http://schemas.microsoft.com/office/word/2015/wordml/symex" xmlns:wpg="http://schemas.microsoft.com/office/word/2010/wordprocessingGroup" xmlns:wpi="http://schemas.microsoft.com/office/word/2010/wordprocessingInk" xmlns:wne="http://schemas.microsoft.com/office/word/2006/wordml" xmlns:wps="http://schemas.microsoft.com/office/word/2010/wordprocessingShape" mc:Ignorable="w14 w15 w16se w16cid w16 w16cex w16sdtdh w16sdtfl w16du wp14">
+<w:numbering xmlns:wpc="http://schemas.microsoft.com/office/word/2010/wordprocessingCanvas" xmlns:cx="http://schemas.microsoft.com/office/drawing/2014/chartex" xmlns:cx1="http://schemas.microsoft.com/office/drawing/2015/9/8/chartex" xmlns:cx2="http://schemas.microsoft.com/office/drawing/2015/10/21/chartex" xmlns:cx3="http://schemas.microsoft.com/office/drawing/2016/5/9/chartex" xmlns:cx4="http://schemas.microsoft.com/office/drawing/2016/5/10/chartex" xmlns:cx5="http://schemas.microsoft.com/office/drawing/2016/5/11/chartex" xmlns:cx6="http://schemas.microsoft.com/office/drawing/2016/5/12/chartex" xmlns:cx7="http://schemas.microsoft.com/office/drawing/2016/5/13/chartex" xmlns:cx8="http://schemas.microsoft.com/office/drawing/2016/5/14/chartex" xmlns:mc="http://schemas.openxmlformats.org/markup-compatibility/2006" xmlns:aink="http://schemas.microsoft.com/office/drawing/2016/ink" xmlns:am3d="http://schemas.microsoft.com/office/drawing/2017/model3d" xmlns:o="urn:schemas-microsoft-com:office:office" xmlns:oel="http://schemas.microsoft.com/office/2019/extlst" xmlns:r="http://schemas.openxmlformats.org/officeDocument/2006/relationships" xmlns:m="http://schemas.openxmlformats.org/officeDocument/2006/math" xmlns:v="urn:schemas-microsoft-com:vml" xmlns:wp14="http://schemas.microsoft.com/office/word/2010/wordprocessingDrawing" xmlns:wp="http://schemas.openxmlformats.org/drawingml/2006/wordprocessingDrawing" xmlns:w10="urn:schemas-microsoft-com:office:word" xmlns:w="http://schemas.openxmlformats.org/wordprocessingml/2006/main" xmlns:w14="http://schemas.microsoft.com/office/word/2010/wordml" xmlns:w15="http://schemas.microsoft.com/office/word/2012/wordml" xmlns:w16cex="http://schemas.microsoft.com/office/word/2018/wordml/cex" xmlns:w16cid="http://schemas.microsoft.com/office/word/2016/wordml/cid" xmlns:w16="http://schemas.microsoft.com/office/word/2018/wordml" xmlns:w16du="http://schemas.microsoft.com/office/word/2023/wordml/word16du" xmlns:w16sdtdh="http://schemas.microsoft.com/office/word/2020/wordml/sdtdatahash" xmlns:w16sdtfl="http://schemas.microsoft.com/office/word/2024/wordml/sdtformatlock" xmlns:w16se="http://schemas.microsoft.com/office/word/2015/wordml/symex" xmlns:wpg="http://schemas.microsoft.com/office/word/2010/wordprocessingGroup" xmlns:wpi="http://schemas.microsoft.com/office/word/2010/wordprocessingInk" xmlns:wne="http://schemas.microsoft.com/office/word/2006/wordml" xmlns:wps="http://schemas.microsoft.com/office/word/2010/wordprocessingShape" mc:Ignorable="w14 w15 w16se w16cid w16 w16cex w16sdtdh w16sdtfl w16du wp14">
   <w:abstractNum w:abstractNumId="0" w15:restartNumberingAfterBreak="0">
     <w:nsid w:val="FFFFFF7C"/>
     <w:multiLevelType w:val="singleLevel"/>
@@ -1385,7 +1721,6 @@
   <w:style w:type="character" w:default="1" w:styleId="DefaultParagraphFont">
     <w:name w:val="Default Paragraph Font"/>
     <w:uiPriority w:val="1"/>
-    <w:semiHidden/>
     <w:unhideWhenUsed/>
   </w:style>
   <w:style w:type="table" w:default="1" w:styleId="TableNormal">
